--- a/pr-preview/pr-393/linear-algebra-rank-nullity-tracked-changes.docx
+++ b/pr-preview/pr-393/linear-algebra-rank-nullity-tracked-changes.docx
@@ -26,7 +26,7 @@
       </w:pPr>
       <w:ins w:id="2" w:author="PR Preview" w:date="2026-01-01T00:00:00Z">
         <w:r>
-          <w:t xml:space="preserve">Last modified: 2026-10-18 16:47:31 (PDT)</w:t>
+          <w:t xml:space="preserve">Last modified: 2026-10-19 00:03:01 (PDT)</w:t>
         </w:r>
       </w:ins>
     </w:p>

--- a/pr-preview/pr-393/linear-algebra-rank-nullity-tracked-changes.docx
+++ b/pr-preview/pr-393/linear-algebra-rank-nullity-tracked-changes.docx
@@ -16,7 +16,7 @@
       </w:pPr>
       <w:del w:id="1" w:author="PR Preview" w:date="2026-01-01T00:00:00Z">
         <w:r>
-          <w:delText xml:space="preserve">Last modified: 2026-10-18 16:43:42 (PDT)</w:delText>
+          <w:delText xml:space="preserve">Last modified: 2026-10-19 00:47:50 (PDT)</w:delText>
         </w:r>
       </w:del>
     </w:p>
@@ -26,7 +26,7 @@
       </w:pPr>
       <w:ins w:id="2" w:author="PR Preview" w:date="2026-01-01T00:00:00Z">
         <w:r>
-          <w:t xml:space="preserve">Last modified: 2026-10-19 00:03:01 (PDT)</w:t>
+          <w:t xml:space="preserve">Last modified: 2026-10-19 01:00:16 (PDT)</w:t>
         </w:r>
       </w:ins>
     </w:p>
@@ -27408,150 +27408,234 @@
       <w:pPr>
         <w:pStyle w:val="BodyText"/>
       </w:pPr>
-      <w:r>
-        <w:rPr>
-          <w:i/>
-          <w:iCs/>
-        </w:rPr>
-        <w:t xml:space="preserve">Proof</w:t>
-      </w:r>
-      <w:r>
-        <w:t xml:space="preserve">. </w:t>
-      </w:r>
-      <w:r>
-        <w:rPr>
-          <w:b/>
-          <w:bCs/>
-        </w:rPr>
-        <w:t xml:space="preserve">Part 1.</w:t>
-      </w:r>
-      <w:r>
-        <w:t xml:space="preserve"> </w:t>
-      </w:r>
-      <w:r>
-        <w:t xml:space="preserve">Let</w:t>
-      </w:r>
-      <w:r>
-        <w:t xml:space="preserve"> </w:t>
-      </w:r>
-      <w:r>
-        <w:t xml:space="preserve">$\mathord{\smash[b]{\underset{\raise.3ex\hbox{$\scriptstyle\sim$}}{x}}\vphantom{x}}, \mathord{\smash[b]{\underset{\raise.3ex\hbox{$\scriptstyle\sim$}}{y}}\vphantom{y}}\in \mathcal{H}$</w:t>
-      </w:r>
-      <w:r>
-        <w:t xml:space="preserve">.</w:t>
-      </w:r>
-      <w:r>
-        <w:t xml:space="preserve"> </w:t>
-      </w:r>
-      <w:r>
-        <w:t xml:space="preserve">By</w:t>
-      </w:r>
-      <w:r>
-        <w:t xml:space="preserve"> </w:t>
-      </w:r>
-      <w:hyperlink w:anchor="thm-hyperplane-subspace">
+      <w:del w:id="3" w:author="PR Preview" w:date="2026-01-01T00:00:00Z">
         <w:r>
           <w:rPr>
-            <w:rStyle w:val="Hyperlink"/>
+            <w:i/>
+            <w:iCs/>
           </w:rPr>
-          <w:t xml:space="preserve">Theorem 12</w:t>
+          <w:delText xml:space="preserve">Proof</w:delText>
         </w:r>
-      </w:hyperlink>
-      <w:r>
-        <w:t xml:space="preserve"> </w:t>
-      </w:r>
-      <w:r>
-        <w:t xml:space="preserve">part 3,</w:t>
-      </w:r>
-      <w:r>
-        <w:t xml:space="preserve"> </w:t>
-      </w:r>
-      <w:r>
-        <w:t xml:space="preserve">$\mathord{\smash[b]{\underset{\raise.3ex\hbox{$\scriptstyle\sim$}}{w}}\vphantom{w}} \cdot (\mathord{\smash[b]{\underset{\raise.3ex\hbox{$\scriptstyle\sim$}}{y}}\vphantom{y}}- \mathord{\smash[b]{\underset{\raise.3ex\hbox{$\scriptstyle\sim$}}{x}}\vphantom{x}}) = 0$</w:t>
-      </w:r>
-      <w:r>
-        <w:t xml:space="preserve">,</w:t>
-      </w:r>
-      <w:r>
-        <w:t xml:space="preserve"> </w:t>
-      </w:r>
-      <w:r>
-        <w:t xml:space="preserve">so</w:t>
-      </w:r>
-      <w:r>
-        <w:t xml:space="preserve"> </w:t>
-      </w:r>
-      <w:r>
-        <w:t xml:space="preserve">$\mathord{\smash[b]{\underset{\raise.3ex\hbox{$\scriptstyle\sim$}}{y}}\vphantom{y}}- \mathord{\smash[b]{\underset{\raise.3ex\hbox{$\scriptstyle\sim$}}{x}}\vphantom{x}}\in \mathcal{H}_0 = \mathopen{}\left\{\mathord{\smash[b]{\underset{\raise.3ex\hbox{$\scriptstyle\sim$}}{s}}\vphantom{s}} : \mathord{\smash[b]{\underset{\raise.3ex\hbox{$\scriptstyle\sim$}}{w}}\vphantom{w}} \cdot \mathord{\smash[b]{\underset{\raise.3ex\hbox{$\scriptstyle\sim$}}{s}}\vphantom{s}} = 0\right\}\mathclose{}$</w:t>
-      </w:r>
-      <w:r>
-        <w:t xml:space="preserve">.</w:t>
-      </w:r>
-      <w:r>
-        <w:t xml:space="preserve"> </w:t>
-      </w:r>
-      <w:r>
-        <w:t xml:space="preserve">Conversely, fix any</w:t>
-      </w:r>
-      <w:r>
-        <w:t xml:space="preserve"> </w:t>
-      </w:r>
-      <w:r>
-        <w:t xml:space="preserve">$\mathord{\smash[b]{\underset{\raise.3ex\hbox{$\scriptstyle\sim$}}{x}}\vphantom{x}}_0 \in \mathcal{H}$</w:t>
-      </w:r>
-      <w:r>
-        <w:t xml:space="preserve"> </w:t>
-      </w:r>
-      <w:r>
-        <w:t xml:space="preserve">(it exists by</w:t>
-      </w:r>
-      <w:r>
-        <w:t xml:space="preserve"> </w:t>
-      </w:r>
-      <w:hyperlink w:anchor="thm-hyperplane-subspace">
+      </w:del>
+      <w:del w:id="4" w:author="PR Preview" w:date="2026-01-01T00:00:00Z">
+        <w:r>
+          <w:delText xml:space="preserve">. </w:delText>
+        </w:r>
+      </w:del>
+      <w:del w:id="5" w:author="PR Preview" w:date="2026-01-01T00:00:00Z">
         <w:r>
           <w:rPr>
-            <w:rStyle w:val="Hyperlink"/>
+            <w:b/>
+            <w:bCs/>
           </w:rPr>
-          <w:t xml:space="preserve">Theorem 12</w:t>
+          <w:delText xml:space="preserve">Part 1.</w:delText>
         </w:r>
+      </w:del>
+      <w:del w:id="6" w:author="PR Preview" w:date="2026-01-01T00:00:00Z">
+        <w:r>
+          <w:delText xml:space="preserve"> </w:delText>
+        </w:r>
+      </w:del>
+      <w:del w:id="7" w:author="PR Preview" w:date="2026-01-01T00:00:00Z">
+        <w:r>
+          <w:delText xml:space="preserve">Let</w:delText>
+        </w:r>
+      </w:del>
+      <w:del w:id="8" w:author="PR Preview" w:date="2026-01-01T00:00:00Z">
+        <w:r>
+          <w:delText xml:space="preserve"> </w:delText>
+        </w:r>
+      </w:del>
+      <w:del w:id="9" w:author="PR Preview" w:date="2026-01-01T00:00:00Z">
+        <w:r>
+          <w:delText xml:space="preserve">$\mathord{\smash[b]{\underset{\raise.3ex\hbox{$\scriptstyle\sim$}}{x}}\vphantom{x}}, \mathord{\smash[b]{\underset{\raise.3ex\hbox{$\scriptstyle\sim$}}{y}}\vphantom{y}}\in \mathcal{H}$</w:delText>
+        </w:r>
+      </w:del>
+      <w:del w:id="10" w:author="PR Preview" w:date="2026-01-01T00:00:00Z">
+        <w:r>
+          <w:delText xml:space="preserve">.</w:delText>
+        </w:r>
+      </w:del>
+      <w:del w:id="11" w:author="PR Preview" w:date="2026-01-01T00:00:00Z">
+        <w:r>
+          <w:delText xml:space="preserve"> </w:delText>
+        </w:r>
+      </w:del>
+      <w:del w:id="12" w:author="PR Preview" w:date="2026-01-01T00:00:00Z">
+        <w:r>
+          <w:delText xml:space="preserve">By</w:delText>
+        </w:r>
+      </w:del>
+      <w:del w:id="13" w:author="PR Preview" w:date="2026-01-01T00:00:00Z">
+        <w:r>
+          <w:delText xml:space="preserve"> </w:delText>
+        </w:r>
+      </w:del>
+      <w:hyperlink w:anchor="thm-hyperplane-subspace">
+        <w:del w:id="14" w:author="PR Preview" w:date="2026-01-01T00:00:00Z">
+          <w:r>
+            <w:rPr>
+              <w:rStyle w:val="Hyperlink"/>
+            </w:rPr>
+            <w:delText xml:space="preserve">Theorem 12</w:delText>
+          </w:r>
+        </w:del>
       </w:hyperlink>
-      <w:r>
-        <w:t xml:space="preserve"> </w:t>
-      </w:r>
-      <w:r>
-        <w:t xml:space="preserve">part 2).</w:t>
-      </w:r>
-      <w:r>
-        <w:t xml:space="preserve"> </w:t>
-      </w:r>
-      <w:r>
-        <w:t xml:space="preserve">For any</w:t>
-      </w:r>
-      <w:r>
-        <w:t xml:space="preserve"> </w:t>
-      </w:r>
-      <w:r>
-        <w:t xml:space="preserve">$\mathord{\smash[b]{\underset{\raise.3ex\hbox{$\scriptstyle\sim$}}{s}}\vphantom{s}} \in \mathcal{H}_0$</w:t>
-      </w:r>
-      <w:r>
-        <w:t xml:space="preserve">, the point</w:t>
-      </w:r>
-      <w:r>
-        <w:t xml:space="preserve"> </w:t>
-      </w:r>
-      <w:r>
-        <w:t xml:space="preserve">$\mathord{\smash[b]{\underset{\raise.3ex\hbox{$\scriptstyle\sim$}}{x}}\vphantom{x}}_0 + \mathord{\smash[b]{\underset{\raise.3ex\hbox{$\scriptstyle\sim$}}{s}}\vphantom{s}}$</w:t>
-      </w:r>
-      <w:r>
-        <w:t xml:space="preserve"> </w:t>
-      </w:r>
-      <w:r>
-        <w:t xml:space="preserve">is in</w:t>
-      </w:r>
-      <w:r>
-        <w:t xml:space="preserve"> </w:t>
-      </w:r>
+      <w:del w:id="15" w:author="PR Preview" w:date="2026-01-01T00:00:00Z">
+        <w:r>
+          <w:delText xml:space="preserve"> </w:delText>
+        </w:r>
+      </w:del>
+      <w:del w:id="16" w:author="PR Preview" w:date="2026-01-01T00:00:00Z">
+        <w:r>
+          <w:delText xml:space="preserve">part 3,</w:delText>
+        </w:r>
+      </w:del>
+      <w:del w:id="17" w:author="PR Preview" w:date="2026-01-01T00:00:00Z">
+        <w:r>
+          <w:delText xml:space="preserve"> </w:delText>
+        </w:r>
+      </w:del>
+      <w:del w:id="18" w:author="PR Preview" w:date="2026-01-01T00:00:00Z">
+        <w:r>
+          <w:delText xml:space="preserve">$\mathord{\smash[b]{\underset{\raise.3ex\hbox{$\scriptstyle\sim$}}{w}}\vphantom{w}} \cdot (\mathord{\smash[b]{\underset{\raise.3ex\hbox{$\scriptstyle\sim$}}{y}}\vphantom{y}}- \mathord{\smash[b]{\underset{\raise.3ex\hbox{$\scriptstyle\sim$}}{x}}\vphantom{x}}) = 0$</w:delText>
+        </w:r>
+      </w:del>
+      <w:del w:id="19" w:author="PR Preview" w:date="2026-01-01T00:00:00Z">
+        <w:r>
+          <w:delText xml:space="preserve">,</w:delText>
+        </w:r>
+      </w:del>
+      <w:del w:id="20" w:author="PR Preview" w:date="2026-01-01T00:00:00Z">
+        <w:r>
+          <w:delText xml:space="preserve"> </w:delText>
+        </w:r>
+      </w:del>
+      <w:del w:id="21" w:author="PR Preview" w:date="2026-01-01T00:00:00Z">
+        <w:r>
+          <w:delText xml:space="preserve">so</w:delText>
+        </w:r>
+      </w:del>
+      <w:del w:id="22" w:author="PR Preview" w:date="2026-01-01T00:00:00Z">
+        <w:r>
+          <w:delText xml:space="preserve"> </w:delText>
+        </w:r>
+      </w:del>
+      <w:del w:id="23" w:author="PR Preview" w:date="2026-01-01T00:00:00Z">
+        <w:r>
+          <w:delText xml:space="preserve">$\mathord{\smash[b]{\underset{\raise.3ex\hbox{$\scriptstyle\sim$}}{y}}\vphantom{y}}- \mathord{\smash[b]{\underset{\raise.3ex\hbox{$\scriptstyle\sim$}}{x}}\vphantom{x}}\in \mathcal{H}_0 = \mathopen{}\left\{\mathord{\smash[b]{\underset{\raise.3ex\hbox{$\scriptstyle\sim$}}{s}}\vphantom{s}} : \mathord{\smash[b]{\underset{\raise.3ex\hbox{$\scriptstyle\sim$}}{w}}\vphantom{w}} \cdot \mathord{\smash[b]{\underset{\raise.3ex\hbox{$\scriptstyle\sim$}}{s}}\vphantom{s}} = 0\right\}\mathclose{}$</w:delText>
+        </w:r>
+      </w:del>
+      <w:del w:id="24" w:author="PR Preview" w:date="2026-01-01T00:00:00Z">
+        <w:r>
+          <w:delText xml:space="preserve">.</w:delText>
+        </w:r>
+      </w:del>
+      <w:del w:id="25" w:author="PR Preview" w:date="2026-01-01T00:00:00Z">
+        <w:r>
+          <w:delText xml:space="preserve"> </w:delText>
+        </w:r>
+      </w:del>
+      <w:del w:id="26" w:author="PR Preview" w:date="2026-01-01T00:00:00Z">
+        <w:r>
+          <w:delText xml:space="preserve">Conversely, fix any</w:delText>
+        </w:r>
+      </w:del>
+      <w:del w:id="27" w:author="PR Preview" w:date="2026-01-01T00:00:00Z">
+        <w:r>
+          <w:delText xml:space="preserve"> </w:delText>
+        </w:r>
+      </w:del>
+      <w:del w:id="28" w:author="PR Preview" w:date="2026-01-01T00:00:00Z">
+        <w:r>
+          <w:delText xml:space="preserve">$\mathord{\smash[b]{\underset{\raise.3ex\hbox{$\scriptstyle\sim$}}{x}}\vphantom{x}}_0 \in \mathcal{H}$</w:delText>
+        </w:r>
+      </w:del>
+      <w:del w:id="29" w:author="PR Preview" w:date="2026-01-01T00:00:00Z">
+        <w:r>
+          <w:delText xml:space="preserve"> </w:delText>
+        </w:r>
+      </w:del>
+      <w:del w:id="30" w:author="PR Preview" w:date="2026-01-01T00:00:00Z">
+        <w:r>
+          <w:delText xml:space="preserve">(it exists by</w:delText>
+        </w:r>
+      </w:del>
+      <w:del w:id="31" w:author="PR Preview" w:date="2026-01-01T00:00:00Z">
+        <w:r>
+          <w:delText xml:space="preserve"> </w:delText>
+        </w:r>
+      </w:del>
+      <w:hyperlink w:anchor="thm-hyperplane-subspace">
+        <w:del w:id="32" w:author="PR Preview" w:date="2026-01-01T00:00:00Z">
+          <w:r>
+            <w:rPr>
+              <w:rStyle w:val="Hyperlink"/>
+            </w:rPr>
+            <w:delText xml:space="preserve">Theorem 12</w:delText>
+          </w:r>
+        </w:del>
+      </w:hyperlink>
+      <w:del w:id="33" w:author="PR Preview" w:date="2026-01-01T00:00:00Z">
+        <w:r>
+          <w:delText xml:space="preserve"> </w:delText>
+        </w:r>
+      </w:del>
+      <w:del w:id="34" w:author="PR Preview" w:date="2026-01-01T00:00:00Z">
+        <w:r>
+          <w:delText xml:space="preserve">part 2).</w:delText>
+        </w:r>
+      </w:del>
+      <w:del w:id="35" w:author="PR Preview" w:date="2026-01-01T00:00:00Z">
+        <w:r>
+          <w:delText xml:space="preserve"> </w:delText>
+        </w:r>
+      </w:del>
+      <w:del w:id="36" w:author="PR Preview" w:date="2026-01-01T00:00:00Z">
+        <w:r>
+          <w:delText xml:space="preserve">For any</w:delText>
+        </w:r>
+      </w:del>
+      <w:del w:id="37" w:author="PR Preview" w:date="2026-01-01T00:00:00Z">
+        <w:r>
+          <w:delText xml:space="preserve"> </w:delText>
+        </w:r>
+      </w:del>
+      <w:del w:id="38" w:author="PR Preview" w:date="2026-01-01T00:00:00Z">
+        <w:r>
+          <w:delText xml:space="preserve">$\mathord{\smash[b]{\underset{\raise.3ex\hbox{$\scriptstyle\sim$}}{s}}\vphantom{s}} \in \mathcal{H}_0$</w:delText>
+        </w:r>
+      </w:del>
+      <w:del w:id="39" w:author="PR Preview" w:date="2026-01-01T00:00:00Z">
+        <w:r>
+          <w:delText xml:space="preserve">, the point</w:delText>
+        </w:r>
+      </w:del>
+      <w:del w:id="40" w:author="PR Preview" w:date="2026-01-01T00:00:00Z">
+        <w:r>
+          <w:delText xml:space="preserve"> </w:delText>
+        </w:r>
+      </w:del>
+      <w:del w:id="41" w:author="PR Preview" w:date="2026-01-01T00:00:00Z">
+        <w:r>
+          <w:delText xml:space="preserve">$\mathord{\smash[b]{\underset{\raise.3ex\hbox{$\scriptstyle\sim$}}{x}}\vphantom{x}}_0 + \mathord{\smash[b]{\underset{\raise.3ex\hbox{$\scriptstyle\sim$}}{s}}\vphantom{s}}$</w:delText>
+        </w:r>
+      </w:del>
+      <w:del w:id="42" w:author="PR Preview" w:date="2026-01-01T00:00:00Z">
+        <w:r>
+          <w:delText xml:space="preserve"> </w:delText>
+        </w:r>
+      </w:del>
+      <w:del w:id="43" w:author="PR Preview" w:date="2026-01-01T00:00:00Z">
+        <w:r>
+          <w:delText xml:space="preserve">is in</w:delText>
+        </w:r>
+      </w:del>
+      <w:del w:id="44" w:author="PR Preview" w:date="2026-01-01T00:00:00Z">
+        <w:r>
+          <w:delText xml:space="preserve"> </w:delText>
+        </w:r>
+      </w:del>
       <m:oMath>
         <m:r>
           <m:rPr>
@@ -27561,36 +27645,56 @@
           <m:t>H</m:t>
         </m:r>
       </m:oMath>
-      <w:r>
-        <w:t xml:space="preserve"> </w:t>
-      </w:r>
-      <w:r>
-        <w:t xml:space="preserve">by the same part,</w:t>
-      </w:r>
-      <w:r>
-        <w:t xml:space="preserve"> </w:t>
-      </w:r>
-      <w:r>
-        <w:t xml:space="preserve">and</w:t>
-      </w:r>
-      <w:r>
-        <w:t xml:space="preserve"> </w:t>
-      </w:r>
-      <w:r>
-        <w:t xml:space="preserve">$(\mathord{\smash[b]{\underset{\raise.3ex\hbox{$\scriptstyle\sim$}}{x}}\vphantom{x}}_0 + \mathord{\smash[b]{\underset{\raise.3ex\hbox{$\scriptstyle\sim$}}{s}}\vphantom{s}}) - \mathord{\smash[b]{\underset{\raise.3ex\hbox{$\scriptstyle\sim$}}{x}}\vphantom{x}}_0 = \mathord{\smash[b]{\underset{\raise.3ex\hbox{$\scriptstyle\sim$}}{s}}\vphantom{s}}$</w:t>
-      </w:r>
-      <w:r>
-        <w:t xml:space="preserve">.</w:t>
-      </w:r>
-      <w:r>
-        <w:t xml:space="preserve"> </w:t>
-      </w:r>
-      <w:r>
-        <w:t xml:space="preserve">So</w:t>
-      </w:r>
-      <w:r>
-        <w:t xml:space="preserve"> </w:t>
-      </w:r>
+      <w:del w:id="45" w:author="PR Preview" w:date="2026-01-01T00:00:00Z">
+        <w:r>
+          <w:delText xml:space="preserve"> </w:delText>
+        </w:r>
+      </w:del>
+      <w:del w:id="46" w:author="PR Preview" w:date="2026-01-01T00:00:00Z">
+        <w:r>
+          <w:delText xml:space="preserve">by the same part,</w:delText>
+        </w:r>
+      </w:del>
+      <w:del w:id="47" w:author="PR Preview" w:date="2026-01-01T00:00:00Z">
+        <w:r>
+          <w:delText xml:space="preserve"> </w:delText>
+        </w:r>
+      </w:del>
+      <w:del w:id="48" w:author="PR Preview" w:date="2026-01-01T00:00:00Z">
+        <w:r>
+          <w:delText xml:space="preserve">and</w:delText>
+        </w:r>
+      </w:del>
+      <w:del w:id="49" w:author="PR Preview" w:date="2026-01-01T00:00:00Z">
+        <w:r>
+          <w:delText xml:space="preserve"> </w:delText>
+        </w:r>
+      </w:del>
+      <w:del w:id="50" w:author="PR Preview" w:date="2026-01-01T00:00:00Z">
+        <w:r>
+          <w:delText xml:space="preserve">$(\mathord{\smash[b]{\underset{\raise.3ex\hbox{$\scriptstyle\sim$}}{x}}\vphantom{x}}_0 + \mathord{\smash[b]{\underset{\raise.3ex\hbox{$\scriptstyle\sim$}}{s}}\vphantom{s}}) - \mathord{\smash[b]{\underset{\raise.3ex\hbox{$\scriptstyle\sim$}}{x}}\vphantom{x}}_0 = \mathord{\smash[b]{\underset{\raise.3ex\hbox{$\scriptstyle\sim$}}{s}}\vphantom{s}}$</w:delText>
+        </w:r>
+      </w:del>
+      <w:del w:id="51" w:author="PR Preview" w:date="2026-01-01T00:00:00Z">
+        <w:r>
+          <w:delText xml:space="preserve">.</w:delText>
+        </w:r>
+      </w:del>
+      <w:del w:id="52" w:author="PR Preview" w:date="2026-01-01T00:00:00Z">
+        <w:r>
+          <w:delText xml:space="preserve"> </w:delText>
+        </w:r>
+      </w:del>
+      <w:del w:id="53" w:author="PR Preview" w:date="2026-01-01T00:00:00Z">
+        <w:r>
+          <w:delText xml:space="preserve">So</w:delText>
+        </w:r>
+      </w:del>
+      <w:del w:id="54" w:author="PR Preview" w:date="2026-01-01T00:00:00Z">
+        <w:r>
+          <w:delText xml:space="preserve"> </w:delText>
+        </w:r>
+      </w:del>
       <m:oMath>
         <m:r>
           <m:t>D</m:t>
@@ -27637,12 +27741,16 @@
           </m:sub>
         </m:sSub>
       </m:oMath>
-      <w:r>
-        <w:t xml:space="preserve">, which has dimension</w:t>
-      </w:r>
-      <w:r>
-        <w:t xml:space="preserve"> </w:t>
-      </w:r>
+      <w:del w:id="55" w:author="PR Preview" w:date="2026-01-01T00:00:00Z">
+        <w:r>
+          <w:delText xml:space="preserve">, which has dimension</w:delText>
+        </w:r>
+      </w:del>
+      <w:del w:id="56" w:author="PR Preview" w:date="2026-01-01T00:00:00Z">
+        <w:r>
+          <w:delText xml:space="preserve"> </w:delText>
+        </w:r>
+      </w:del>
       <m:oMath>
         <m:r>
           <m:t>p</m:t>
@@ -27657,50 +27765,70 @@
           <m:t>1</m:t>
         </m:r>
       </m:oMath>
-      <w:r>
-        <w:t xml:space="preserve"> </w:t>
-      </w:r>
-      <w:r>
-        <w:t xml:space="preserve">by</w:t>
-      </w:r>
-      <w:r>
-        <w:t xml:space="preserve"> </w:t>
-      </w:r>
+      <w:del w:id="57" w:author="PR Preview" w:date="2026-01-01T00:00:00Z">
+        <w:r>
+          <w:delText xml:space="preserve"> </w:delText>
+        </w:r>
+      </w:del>
+      <w:del w:id="58" w:author="PR Preview" w:date="2026-01-01T00:00:00Z">
+        <w:r>
+          <w:delText xml:space="preserve">by</w:delText>
+        </w:r>
+      </w:del>
+      <w:del w:id="59" w:author="PR Preview" w:date="2026-01-01T00:00:00Z">
+        <w:r>
+          <w:delText xml:space="preserve"> </w:delText>
+        </w:r>
+      </w:del>
       <w:hyperlink w:anchor="thm-hyperplane-subspace">
+        <w:del w:id="60" w:author="PR Preview" w:date="2026-01-01T00:00:00Z">
+          <w:r>
+            <w:rPr>
+              <w:rStyle w:val="Hyperlink"/>
+            </w:rPr>
+            <w:delText xml:space="preserve">Theorem 12</w:delText>
+          </w:r>
+        </w:del>
+      </w:hyperlink>
+      <w:del w:id="61" w:author="PR Preview" w:date="2026-01-01T00:00:00Z">
         <w:r>
-          <w:rPr>
-            <w:rStyle w:val="Hyperlink"/>
-          </w:rPr>
-          <w:t xml:space="preserve">Theorem 12</w:t>
+          <w:delText xml:space="preserve"> </w:delText>
         </w:r>
-      </w:hyperlink>
-      <w:r>
-        <w:t xml:space="preserve"> </w:t>
-      </w:r>
-      <w:r>
-        <w:t xml:space="preserve">part 1.</w:t>
-      </w:r>
+      </w:del>
+      <w:del w:id="62" w:author="PR Preview" w:date="2026-01-01T00:00:00Z">
+        <w:r>
+          <w:delText xml:space="preserve">part 1.</w:delText>
+        </w:r>
+      </w:del>
     </w:p>
     <w:p>
       <w:pPr>
         <w:pStyle w:val="BodyText"/>
       </w:pPr>
-      <w:r>
-        <w:rPr>
-          <w:b/>
-          <w:bCs/>
-        </w:rPr>
-        <w:t xml:space="preserve">Part 2.</w:t>
-      </w:r>
-      <w:r>
-        <w:t xml:space="preserve"> </w:t>
-      </w:r>
-      <w:r>
-        <w:t xml:space="preserve">Every difference is in</w:t>
-      </w:r>
-      <w:r>
-        <w:t xml:space="preserve"> </w:t>
-      </w:r>
+      <w:del w:id="63" w:author="PR Preview" w:date="2026-01-01T00:00:00Z">
+        <w:r>
+          <w:rPr>
+            <w:b/>
+            <w:bCs/>
+          </w:rPr>
+          <w:delText xml:space="preserve">Part 2.</w:delText>
+        </w:r>
+      </w:del>
+      <w:del w:id="64" w:author="PR Preview" w:date="2026-01-01T00:00:00Z">
+        <w:r>
+          <w:delText xml:space="preserve"> </w:delText>
+        </w:r>
+      </w:del>
+      <w:del w:id="65" w:author="PR Preview" w:date="2026-01-01T00:00:00Z">
+        <w:r>
+          <w:delText xml:space="preserve">Every difference is in</w:delText>
+        </w:r>
+      </w:del>
+      <w:del w:id="66" w:author="PR Preview" w:date="2026-01-01T00:00:00Z">
+        <w:r>
+          <w:delText xml:space="preserve"> </w:delText>
+        </w:r>
+      </w:del>
       <m:oMath>
         <m:sSup>
           <m:e>
@@ -27719,12 +27847,16 @@
           </m:sup>
         </m:sSup>
       </m:oMath>
-      <w:r>
-        <w:t xml:space="preserve">, so</w:t>
-      </w:r>
-      <w:r>
-        <w:t xml:space="preserve"> </w:t>
-      </w:r>
+      <w:del w:id="67" w:author="PR Preview" w:date="2026-01-01T00:00:00Z">
+        <w:r>
+          <w:delText xml:space="preserve">, so</w:delText>
+        </w:r>
+      </w:del>
+      <w:del w:id="68" w:author="PR Preview" w:date="2026-01-01T00:00:00Z">
+        <w:r>
+          <w:delText xml:space="preserve"> </w:delText>
+        </w:r>
+      </w:del>
       <m:oMath>
         <m:r>
           <m:t>D</m:t>
@@ -27783,45 +27915,71 @@
           </m:sup>
         </m:sSup>
       </m:oMath>
-      <w:r>
-        <w:t xml:space="preserve">.</w:t>
-      </w:r>
-      <w:r>
-        <w:t xml:space="preserve"> </w:t>
-      </w:r>
-      <w:r>
-        <w:t xml:space="preserve">For the other direction, fix any</w:t>
-      </w:r>
-      <w:r>
-        <w:t xml:space="preserve"> </w:t>
-      </w:r>
-      <w:r>
-        <w:t xml:space="preserve">$\mathord{\smash[b]{\underset{\raise.3ex\hbox{$\scriptstyle\sim$}}{x}}\vphantom{x}}_0 \in \mathcal{H}$</w:t>
-      </w:r>
-      <w:r>
-        <w:t xml:space="preserve"> </w:t>
-      </w:r>
-      <w:r>
-        <w:t xml:space="preserve">and any</w:t>
-      </w:r>
-      <w:r>
-        <w:t xml:space="preserve"> </w:t>
-      </w:r>
-      <w:r>
-        <w:t xml:space="preserve">$\mathord{\smash[b]{\underset{\raise.3ex\hbox{$\scriptstyle\sim$}}{v}}\vphantom{v}} \in \mathbb{R}^p$</w:t>
-      </w:r>
-      <w:r>
-        <w:t xml:space="preserve">.</w:t>
-      </w:r>
-      <w:r>
-        <w:t xml:space="preserve"> </w:t>
-      </w:r>
-      <w:r>
-        <w:t xml:space="preserve">For a number</w:t>
-      </w:r>
-      <w:r>
-        <w:t xml:space="preserve"> </w:t>
-      </w:r>
+      <w:del w:id="69" w:author="PR Preview" w:date="2026-01-01T00:00:00Z">
+        <w:r>
+          <w:delText xml:space="preserve">.</w:delText>
+        </w:r>
+      </w:del>
+      <w:del w:id="70" w:author="PR Preview" w:date="2026-01-01T00:00:00Z">
+        <w:r>
+          <w:delText xml:space="preserve"> </w:delText>
+        </w:r>
+      </w:del>
+      <w:del w:id="71" w:author="PR Preview" w:date="2026-01-01T00:00:00Z">
+        <w:r>
+          <w:delText xml:space="preserve">For the other direction, fix any</w:delText>
+        </w:r>
+      </w:del>
+      <w:del w:id="72" w:author="PR Preview" w:date="2026-01-01T00:00:00Z">
+        <w:r>
+          <w:delText xml:space="preserve"> </w:delText>
+        </w:r>
+      </w:del>
+      <w:del w:id="73" w:author="PR Preview" w:date="2026-01-01T00:00:00Z">
+        <w:r>
+          <w:delText xml:space="preserve">$\mathord{\smash[b]{\underset{\raise.3ex\hbox{$\scriptstyle\sim$}}{x}}\vphantom{x}}_0 \in \mathcal{H}$</w:delText>
+        </w:r>
+      </w:del>
+      <w:del w:id="74" w:author="PR Preview" w:date="2026-01-01T00:00:00Z">
+        <w:r>
+          <w:delText xml:space="preserve"> </w:delText>
+        </w:r>
+      </w:del>
+      <w:del w:id="75" w:author="PR Preview" w:date="2026-01-01T00:00:00Z">
+        <w:r>
+          <w:delText xml:space="preserve">and any</w:delText>
+        </w:r>
+      </w:del>
+      <w:del w:id="76" w:author="PR Preview" w:date="2026-01-01T00:00:00Z">
+        <w:r>
+          <w:delText xml:space="preserve"> </w:delText>
+        </w:r>
+      </w:del>
+      <w:del w:id="77" w:author="PR Preview" w:date="2026-01-01T00:00:00Z">
+        <w:r>
+          <w:delText xml:space="preserve">$\mathord{\smash[b]{\underset{\raise.3ex\hbox{$\scriptstyle\sim$}}{v}}\vphantom{v}} \in \mathbb{R}^p$</w:delText>
+        </w:r>
+      </w:del>
+      <w:del w:id="78" w:author="PR Preview" w:date="2026-01-01T00:00:00Z">
+        <w:r>
+          <w:delText xml:space="preserve">.</w:delText>
+        </w:r>
+      </w:del>
+      <w:del w:id="79" w:author="PR Preview" w:date="2026-01-01T00:00:00Z">
+        <w:r>
+          <w:delText xml:space="preserve"> </w:delText>
+        </w:r>
+      </w:del>
+      <w:del w:id="80" w:author="PR Preview" w:date="2026-01-01T00:00:00Z">
+        <w:r>
+          <w:delText xml:space="preserve">For a number</w:delText>
+        </w:r>
+      </w:del>
+      <w:del w:id="81" w:author="PR Preview" w:date="2026-01-01T00:00:00Z">
+        <w:r>
+          <w:delText xml:space="preserve"> </w:delText>
+        </w:r>
+      </w:del>
       <m:oMath>
         <m:r>
           <m:t>t</m:t>
@@ -27836,27 +27994,667 @@
           <m:t>0</m:t>
         </m:r>
       </m:oMath>
-      <w:r>
-        <w:t xml:space="preserve"> </w:t>
-      </w:r>
-      <w:r>
-        <w:t xml:space="preserve">to be chosen, let</w:t>
-      </w:r>
-      <w:r>
-        <w:t xml:space="preserve"> </w:t>
-      </w:r>
-      <w:r>
-        <w:t xml:space="preserve">$\mathord{\smash[b]{\underset{\raise.3ex\hbox{$\scriptstyle\sim$}}{x}}\vphantom{x}}_t \stackrel{\text{def}}{=}\mathord{\smash[b]{\underset{\raise.3ex\hbox{$\scriptstyle\sim$}}{x}}\vphantom{x}}_0 + t\,\mathord{\smash[b]{\underset{\raise.3ex\hbox{$\scriptstyle\sim$}}{w}}\vphantom{w}}$</w:t>
-      </w:r>
-      <w:r>
-        <w:t xml:space="preserve">.</w:t>
-      </w:r>
-      <w:r>
-        <w:t xml:space="preserve"> </w:t>
-      </w:r>
-      <w:r>
-        <w:t xml:space="preserve">Then</w:t>
-      </w:r>
+      <w:del w:id="82" w:author="PR Preview" w:date="2026-01-01T00:00:00Z">
+        <w:r>
+          <w:delText xml:space="preserve"> </w:delText>
+        </w:r>
+      </w:del>
+      <w:del w:id="83" w:author="PR Preview" w:date="2026-01-01T00:00:00Z">
+        <w:r>
+          <w:delText xml:space="preserve">to be chosen, let</w:delText>
+        </w:r>
+      </w:del>
+      <w:del w:id="84" w:author="PR Preview" w:date="2026-01-01T00:00:00Z">
+        <w:r>
+          <w:delText xml:space="preserve"> </w:delText>
+        </w:r>
+      </w:del>
+      <w:del w:id="85" w:author="PR Preview" w:date="2026-01-01T00:00:00Z">
+        <w:r>
+          <w:delText xml:space="preserve">$\mathord{\smash[b]{\underset{\raise.3ex\hbox{$\scriptstyle\sim$}}{x}}\vphantom{x}}_t \stackrel{\text{def}}{=}\mathord{\smash[b]{\underset{\raise.3ex\hbox{$\scriptstyle\sim$}}{x}}\vphantom{x}}_0 + t\,\mathord{\smash[b]{\underset{\raise.3ex\hbox{$\scriptstyle\sim$}}{w}}\vphantom{w}}$</w:delText>
+        </w:r>
+      </w:del>
+      <w:del w:id="86" w:author="PR Preview" w:date="2026-01-01T00:00:00Z">
+        <w:r>
+          <w:delText xml:space="preserve">.</w:delText>
+        </w:r>
+      </w:del>
+      <w:del w:id="87" w:author="PR Preview" w:date="2026-01-01T00:00:00Z">
+        <w:r>
+          <w:delText xml:space="preserve"> </w:delText>
+        </w:r>
+      </w:del>
+      <w:del w:id="88" w:author="PR Preview" w:date="2026-01-01T00:00:00Z">
+        <w:r>
+          <w:delText xml:space="preserve">Then</w:delText>
+        </w:r>
+      </w:del>
+    </w:p>
+    <w:p>
+      <w:pPr>
+        <w:pStyle w:val="BodyText"/>
+      </w:pPr>
+      <w:ins w:id="89" w:author="PR Preview" w:date="2026-01-01T00:00:00Z">
+        <w:r>
+          <w:rPr>
+            <w:i/>
+            <w:iCs/>
+          </w:rPr>
+          <w:t xml:space="preserve">Proof</w:t>
+        </w:r>
+      </w:ins>
+      <w:ins w:id="90" w:author="PR Preview" w:date="2026-01-01T00:00:00Z">
+        <w:r>
+          <w:t xml:space="preserve">. </w:t>
+        </w:r>
+      </w:ins>
+      <w:ins w:id="91" w:author="PR Preview" w:date="2026-01-01T00:00:00Z">
+        <w:r>
+          <w:rPr>
+            <w:b/>
+            <w:bCs/>
+          </w:rPr>
+          <w:t xml:space="preserve">Part 1.</w:t>
+        </w:r>
+      </w:ins>
+      <w:ins w:id="92" w:author="PR Preview" w:date="2026-01-01T00:00:00Z">
+        <w:r>
+          <w:t xml:space="preserve"> </w:t>
+        </w:r>
+      </w:ins>
+      <w:ins w:id="93" w:author="PR Preview" w:date="2026-01-01T00:00:00Z">
+        <w:r>
+          <w:t xml:space="preserve">Let</w:t>
+        </w:r>
+      </w:ins>
+      <w:ins w:id="94" w:author="PR Preview" w:date="2026-01-01T00:00:00Z">
+        <w:r>
+          <w:t xml:space="preserve"> </w:t>
+        </w:r>
+      </w:ins>
+      <w:ins w:id="95" w:author="PR Preview" w:date="2026-01-01T00:00:00Z">
+        <w:r>
+          <w:t xml:space="preserve">$\mathord{\smash[b]{\underset{\raise.3ex\hbox{$\scriptstyle\sim$}}{x}}\vphantom{x}}, \mathord{\smash[b]{\underset{\raise.3ex\hbox{$\scriptstyle\sim$}}{y}}\vphantom{y}}\in \mathcal{H}$</w:t>
+        </w:r>
+      </w:ins>
+      <w:ins w:id="96" w:author="PR Preview" w:date="2026-01-01T00:00:00Z">
+        <w:r>
+          <w:t xml:space="preserve">.</w:t>
+        </w:r>
+      </w:ins>
+      <w:ins w:id="97" w:author="PR Preview" w:date="2026-01-01T00:00:00Z">
+        <w:r>
+          <w:t xml:space="preserve"> </w:t>
+        </w:r>
+      </w:ins>
+      <w:ins w:id="98" w:author="PR Preview" w:date="2026-01-01T00:00:00Z">
+        <w:r>
+          <w:t xml:space="preserve">By</w:t>
+        </w:r>
+      </w:ins>
+      <w:ins w:id="99" w:author="PR Preview" w:date="2026-01-01T00:00:00Z">
+        <w:r>
+          <w:t xml:space="preserve"> </w:t>
+        </w:r>
+      </w:ins>
+      <w:hyperlink w:anchor="thm-hyperplane-subspace">
+        <w:ins w:id="100" w:author="PR Preview" w:date="2026-01-01T00:00:00Z">
+          <w:r>
+            <w:rPr>
+              <w:rStyle w:val="Hyperlink"/>
+            </w:rPr>
+            <w:t xml:space="preserve">Theorem 12</w:t>
+          </w:r>
+        </w:ins>
+      </w:hyperlink>
+      <w:ins w:id="101" w:author="PR Preview" w:date="2026-01-01T00:00:00Z">
+        <w:r>
+          <w:t xml:space="preserve"> </w:t>
+        </w:r>
+      </w:ins>
+      <w:ins w:id="102" w:author="PR Preview" w:date="2026-01-01T00:00:00Z">
+        <w:r>
+          <w:t xml:space="preserve">part 3,</w:t>
+        </w:r>
+      </w:ins>
+      <w:ins w:id="103" w:author="PR Preview" w:date="2026-01-01T00:00:00Z">
+        <w:r>
+          <w:t xml:space="preserve"> </w:t>
+        </w:r>
+      </w:ins>
+      <w:ins w:id="104" w:author="PR Preview" w:date="2026-01-01T00:00:00Z">
+        <w:r>
+          <w:t xml:space="preserve">$\mathord{\smash[b]{\underset{\raise.3ex\hbox{$\scriptstyle\sim$}}{w}}\vphantom{w}} \cdot (\mathord{\smash[b]{\underset{\raise.3ex\hbox{$\scriptstyle\sim$}}{y}}\vphantom{y}}- \mathord{\smash[b]{\underset{\raise.3ex\hbox{$\scriptstyle\sim$}}{x}}\vphantom{x}}) = 0$</w:t>
+        </w:r>
+      </w:ins>
+      <w:ins w:id="105" w:author="PR Preview" w:date="2026-01-01T00:00:00Z">
+        <w:r>
+          <w:t xml:space="preserve">,</w:t>
+        </w:r>
+      </w:ins>
+      <w:ins w:id="106" w:author="PR Preview" w:date="2026-01-01T00:00:00Z">
+        <w:r>
+          <w:t xml:space="preserve"> </w:t>
+        </w:r>
+      </w:ins>
+      <w:ins w:id="107" w:author="PR Preview" w:date="2026-01-01T00:00:00Z">
+        <w:r>
+          <w:t xml:space="preserve">so</w:t>
+        </w:r>
+      </w:ins>
+      <w:ins w:id="108" w:author="PR Preview" w:date="2026-01-01T00:00:00Z">
+        <w:r>
+          <w:t xml:space="preserve"> </w:t>
+        </w:r>
+      </w:ins>
+      <w:ins w:id="109" w:author="PR Preview" w:date="2026-01-01T00:00:00Z">
+        <w:r>
+          <w:t xml:space="preserve">$\mathord{\smash[b]{\underset{\raise.3ex\hbox{$\scriptstyle\sim$}}{y}}\vphantom{y}}- \mathord{\smash[b]{\underset{\raise.3ex\hbox{$\scriptstyle\sim$}}{x}}\vphantom{x}}\in \mathcal{H}_0 = \mathopen{}\left\{\mathord{\smash[b]{\underset{\raise.3ex\hbox{$\scriptstyle\sim$}}{s}}\vphantom{s}} : \mathord{\smash[b]{\underset{\raise.3ex\hbox{$\scriptstyle\sim$}}{w}}\vphantom{w}} \cdot \mathord{\smash[b]{\underset{\raise.3ex\hbox{$\scriptstyle\sim$}}{s}}\vphantom{s}} = 0\right\}\mathclose{}$</w:t>
+        </w:r>
+      </w:ins>
+      <w:ins w:id="110" w:author="PR Preview" w:date="2026-01-01T00:00:00Z">
+        <w:r>
+          <w:t xml:space="preserve">.</w:t>
+        </w:r>
+      </w:ins>
+      <w:ins w:id="111" w:author="PR Preview" w:date="2026-01-01T00:00:00Z">
+        <w:r>
+          <w:t xml:space="preserve"> </w:t>
+        </w:r>
+      </w:ins>
+      <w:ins w:id="112" w:author="PR Preview" w:date="2026-01-01T00:00:00Z">
+        <w:r>
+          <w:t xml:space="preserve">Conversely, take any</w:t>
+        </w:r>
+      </w:ins>
+      <w:ins w:id="113" w:author="PR Preview" w:date="2026-01-01T00:00:00Z">
+        <w:r>
+          <w:t xml:space="preserve"> </w:t>
+        </w:r>
+      </w:ins>
+      <w:ins w:id="114" w:author="PR Preview" w:date="2026-01-01T00:00:00Z">
+        <w:r>
+          <w:t xml:space="preserve">$\mathord{\smash[b]{\underset{\raise.3ex\hbox{$\scriptstyle\sim$}}{x}}\vphantom{x}}_0 \in \mathcal{H}$</w:t>
+        </w:r>
+      </w:ins>
+      <w:ins w:id="115" w:author="PR Preview" w:date="2026-01-01T00:00:00Z">
+        <w:r>
+          <w:t xml:space="preserve"> </w:t>
+        </w:r>
+      </w:ins>
+      <w:ins w:id="116" w:author="PR Preview" w:date="2026-01-01T00:00:00Z">
+        <w:r>
+          <w:t xml:space="preserve">(</w:t>
+        </w:r>
+      </w:ins>
+      <w:hyperlink w:anchor="thm-hyperplane-subspace">
+        <w:ins w:id="117" w:author="PR Preview" w:date="2026-01-01T00:00:00Z">
+          <w:r>
+            <w:rPr>
+              <w:rStyle w:val="Hyperlink"/>
+            </w:rPr>
+            <w:t xml:space="preserve">Theorem 12</w:t>
+          </w:r>
+        </w:ins>
+      </w:hyperlink>
+      <w:ins w:id="118" w:author="PR Preview" w:date="2026-01-01T00:00:00Z">
+        <w:r>
+          <w:t xml:space="preserve"> </w:t>
+        </w:r>
+      </w:ins>
+      <w:ins w:id="119" w:author="PR Preview" w:date="2026-01-01T00:00:00Z">
+        <w:r>
+          <w:t xml:space="preserve">part 2 gives such a point).</w:t>
+        </w:r>
+      </w:ins>
+      <w:ins w:id="120" w:author="PR Preview" w:date="2026-01-01T00:00:00Z">
+        <w:r>
+          <w:t xml:space="preserve"> </w:t>
+        </w:r>
+      </w:ins>
+      <w:ins w:id="121" w:author="PR Preview" w:date="2026-01-01T00:00:00Z">
+        <w:r>
+          <w:t xml:space="preserve">For any</w:t>
+        </w:r>
+      </w:ins>
+      <w:ins w:id="122" w:author="PR Preview" w:date="2026-01-01T00:00:00Z">
+        <w:r>
+          <w:t xml:space="preserve"> </w:t>
+        </w:r>
+      </w:ins>
+      <w:ins w:id="123" w:author="PR Preview" w:date="2026-01-01T00:00:00Z">
+        <w:r>
+          <w:t xml:space="preserve">$\mathord{\smash[b]{\underset{\raise.3ex\hbox{$\scriptstyle\sim$}}{s}}\vphantom{s}} \in \mathcal{H}_0$</w:t>
+        </w:r>
+      </w:ins>
+      <w:ins w:id="124" w:author="PR Preview" w:date="2026-01-01T00:00:00Z">
+        <w:r>
+          <w:t xml:space="preserve">, the point</w:t>
+        </w:r>
+      </w:ins>
+      <w:ins w:id="125" w:author="PR Preview" w:date="2026-01-01T00:00:00Z">
+        <w:r>
+          <w:t xml:space="preserve"> </w:t>
+        </w:r>
+      </w:ins>
+      <w:ins w:id="126" w:author="PR Preview" w:date="2026-01-01T00:00:00Z">
+        <w:r>
+          <w:t xml:space="preserve">$\mathord{\smash[b]{\underset{\raise.3ex\hbox{$\scriptstyle\sim$}}{x}}\vphantom{x}}_0 + \mathord{\smash[b]{\underset{\raise.3ex\hbox{$\scriptstyle\sim$}}{s}}\vphantom{s}}$</w:t>
+        </w:r>
+      </w:ins>
+      <w:ins w:id="127" w:author="PR Preview" w:date="2026-01-01T00:00:00Z">
+        <w:r>
+          <w:t xml:space="preserve"> </w:t>
+        </w:r>
+      </w:ins>
+      <w:ins w:id="128" w:author="PR Preview" w:date="2026-01-01T00:00:00Z">
+        <w:r>
+          <w:t xml:space="preserve">is in</w:t>
+        </w:r>
+      </w:ins>
+      <w:ins w:id="129" w:author="PR Preview" w:date="2026-01-01T00:00:00Z">
+        <w:r>
+          <w:t xml:space="preserve"> </w:t>
+        </w:r>
+      </w:ins>
+      <m:oMath>
+        <m:r>
+          <m:rPr>
+            <m:scr m:val="script"/>
+            <m:sty m:val="p"/>
+          </m:rPr>
+          <m:t>H</m:t>
+        </m:r>
+      </m:oMath>
+      <w:ins w:id="130" w:author="PR Preview" w:date="2026-01-01T00:00:00Z">
+        <w:r>
+          <w:t xml:space="preserve"> </w:t>
+        </w:r>
+      </w:ins>
+      <w:ins w:id="131" w:author="PR Preview" w:date="2026-01-01T00:00:00Z">
+        <w:r>
+          <w:t xml:space="preserve">by the same part,</w:t>
+        </w:r>
+      </w:ins>
+      <w:ins w:id="132" w:author="PR Preview" w:date="2026-01-01T00:00:00Z">
+        <w:r>
+          <w:t xml:space="preserve"> </w:t>
+        </w:r>
+      </w:ins>
+      <w:ins w:id="133" w:author="PR Preview" w:date="2026-01-01T00:00:00Z">
+        <w:r>
+          <w:t xml:space="preserve">and</w:t>
+        </w:r>
+      </w:ins>
+      <w:ins w:id="134" w:author="PR Preview" w:date="2026-01-01T00:00:00Z">
+        <w:r>
+          <w:t xml:space="preserve"> </w:t>
+        </w:r>
+      </w:ins>
+      <w:ins w:id="135" w:author="PR Preview" w:date="2026-01-01T00:00:00Z">
+        <w:r>
+          <w:t xml:space="preserve">$(\mathord{\smash[b]{\underset{\raise.3ex\hbox{$\scriptstyle\sim$}}{x}}\vphantom{x}}_0 + \mathord{\smash[b]{\underset{\raise.3ex\hbox{$\scriptstyle\sim$}}{s}}\vphantom{s}}) - \mathord{\smash[b]{\underset{\raise.3ex\hbox{$\scriptstyle\sim$}}{x}}\vphantom{x}}_0 = \mathord{\smash[b]{\underset{\raise.3ex\hbox{$\scriptstyle\sim$}}{s}}\vphantom{s}}$</w:t>
+        </w:r>
+      </w:ins>
+      <w:ins w:id="136" w:author="PR Preview" w:date="2026-01-01T00:00:00Z">
+        <w:r>
+          <w:t xml:space="preserve">.</w:t>
+        </w:r>
+      </w:ins>
+      <w:ins w:id="137" w:author="PR Preview" w:date="2026-01-01T00:00:00Z">
+        <w:r>
+          <w:t xml:space="preserve"> </w:t>
+        </w:r>
+      </w:ins>
+      <w:ins w:id="138" w:author="PR Preview" w:date="2026-01-01T00:00:00Z">
+        <w:r>
+          <w:t xml:space="preserve">So</w:t>
+        </w:r>
+      </w:ins>
+      <w:ins w:id="139" w:author="PR Preview" w:date="2026-01-01T00:00:00Z">
+        <w:r>
+          <w:t xml:space="preserve"> </w:t>
+        </w:r>
+      </w:ins>
+      <m:oMath>
+        <m:r>
+          <m:t>D</m:t>
+        </m:r>
+        <m:r>
+          <m:rPr>
+            <m:sty m:val="p"/>
+          </m:rPr>
+          <m:t>(</m:t>
+        </m:r>
+        <m:r>
+          <m:rPr>
+            <m:scr m:val="script"/>
+            <m:sty m:val="p"/>
+          </m:rPr>
+          <m:t>H</m:t>
+        </m:r>
+        <m:r>
+          <m:rPr>
+            <m:sty m:val="p"/>
+          </m:rPr>
+          <m:t>)</m:t>
+        </m:r>
+        <m:r>
+          <m:rPr>
+            <m:sty m:val="p"/>
+          </m:rPr>
+          <m:t>=</m:t>
+        </m:r>
+        <m:sSub>
+          <m:e>
+            <m:r>
+              <m:rPr>
+                <m:scr m:val="script"/>
+                <m:sty m:val="p"/>
+              </m:rPr>
+              <m:t>H</m:t>
+            </m:r>
+          </m:e>
+          <m:sub>
+            <m:r>
+              <m:t>0</m:t>
+            </m:r>
+          </m:sub>
+        </m:sSub>
+      </m:oMath>
+      <w:ins w:id="140" w:author="PR Preview" w:date="2026-01-01T00:00:00Z">
+        <w:r>
+          <w:t xml:space="preserve">, which has dimension</w:t>
+        </w:r>
+      </w:ins>
+      <w:ins w:id="141" w:author="PR Preview" w:date="2026-01-01T00:00:00Z">
+        <w:r>
+          <w:t xml:space="preserve"> </w:t>
+        </w:r>
+      </w:ins>
+      <m:oMath>
+        <m:r>
+          <m:t>p</m:t>
+        </m:r>
+        <m:r>
+          <m:rPr>
+            <m:sty m:val="p"/>
+          </m:rPr>
+          <m:t>−</m:t>
+        </m:r>
+        <m:r>
+          <m:t>1</m:t>
+        </m:r>
+      </m:oMath>
+      <w:ins w:id="142" w:author="PR Preview" w:date="2026-01-01T00:00:00Z">
+        <w:r>
+          <w:t xml:space="preserve"> </w:t>
+        </w:r>
+      </w:ins>
+      <w:ins w:id="143" w:author="PR Preview" w:date="2026-01-01T00:00:00Z">
+        <w:r>
+          <w:t xml:space="preserve">by</w:t>
+        </w:r>
+      </w:ins>
+      <w:ins w:id="144" w:author="PR Preview" w:date="2026-01-01T00:00:00Z">
+        <w:r>
+          <w:t xml:space="preserve"> </w:t>
+        </w:r>
+      </w:ins>
+      <w:hyperlink w:anchor="thm-hyperplane-subspace">
+        <w:ins w:id="145" w:author="PR Preview" w:date="2026-01-01T00:00:00Z">
+          <w:r>
+            <w:rPr>
+              <w:rStyle w:val="Hyperlink"/>
+            </w:rPr>
+            <w:t xml:space="preserve">Theorem 12</w:t>
+          </w:r>
+        </w:ins>
+      </w:hyperlink>
+      <w:ins w:id="146" w:author="PR Preview" w:date="2026-01-01T00:00:00Z">
+        <w:r>
+          <w:t xml:space="preserve"> </w:t>
+        </w:r>
+      </w:ins>
+      <w:ins w:id="147" w:author="PR Preview" w:date="2026-01-01T00:00:00Z">
+        <w:r>
+          <w:t xml:space="preserve">part 1.</w:t>
+        </w:r>
+      </w:ins>
+    </w:p>
+    <w:p>
+      <w:pPr>
+        <w:pStyle w:val="BodyText"/>
+      </w:pPr>
+      <w:ins w:id="148" w:author="PR Preview" w:date="2026-01-01T00:00:00Z">
+        <w:r>
+          <w:rPr>
+            <w:b/>
+            <w:bCs/>
+          </w:rPr>
+          <w:t xml:space="preserve">Part 2.</w:t>
+        </w:r>
+      </w:ins>
+      <w:ins w:id="149" w:author="PR Preview" w:date="2026-01-01T00:00:00Z">
+        <w:r>
+          <w:t xml:space="preserve"> </w:t>
+        </w:r>
+      </w:ins>
+      <w:ins w:id="150" w:author="PR Preview" w:date="2026-01-01T00:00:00Z">
+        <w:r>
+          <w:t xml:space="preserve">Every difference is in</w:t>
+        </w:r>
+      </w:ins>
+      <w:ins w:id="151" w:author="PR Preview" w:date="2026-01-01T00:00:00Z">
+        <w:r>
+          <w:t xml:space="preserve"> </w:t>
+        </w:r>
+      </w:ins>
+      <m:oMath>
+        <m:sSup>
+          <m:e>
+            <m:r>
+              <m:rPr>
+                <m:scr m:val="double-struck"/>
+                <m:sty m:val="p"/>
+              </m:rPr>
+              <m:t>R</m:t>
+            </m:r>
+          </m:e>
+          <m:sup>
+            <m:r>
+              <m:t>p</m:t>
+            </m:r>
+          </m:sup>
+        </m:sSup>
+      </m:oMath>
+      <w:ins w:id="152" w:author="PR Preview" w:date="2026-01-01T00:00:00Z">
+        <w:r>
+          <w:t xml:space="preserve">, so</w:t>
+        </w:r>
+      </w:ins>
+      <w:ins w:id="153" w:author="PR Preview" w:date="2026-01-01T00:00:00Z">
+        <w:r>
+          <w:t xml:space="preserve"> </w:t>
+        </w:r>
+      </w:ins>
+      <m:oMath>
+        <m:r>
+          <m:t>D</m:t>
+        </m:r>
+        <m:r>
+          <m:rPr>
+            <m:sty m:val="p"/>
+          </m:rPr>
+          <m:t>(</m:t>
+        </m:r>
+        <m:sSup>
+          <m:e>
+            <m:r>
+              <m:rPr>
+                <m:scr m:val="script"/>
+                <m:sty m:val="p"/>
+              </m:rPr>
+              <m:t>H</m:t>
+            </m:r>
+          </m:e>
+          <m:sup>
+            <m:r>
+              <m:rPr>
+                <m:sty m:val="p"/>
+              </m:rPr>
+              <m:t>+</m:t>
+            </m:r>
+          </m:sup>
+        </m:sSup>
+        <m:r>
+          <m:rPr>
+            <m:sty m:val="p"/>
+          </m:rPr>
+          <m:t>)</m:t>
+        </m:r>
+        <m:r>
+          <m:rPr>
+            <m:sty m:val="p"/>
+          </m:rPr>
+          <m:t>⊆</m:t>
+        </m:r>
+        <m:sSup>
+          <m:e>
+            <m:r>
+              <m:rPr>
+                <m:scr m:val="double-struck"/>
+                <m:sty m:val="p"/>
+              </m:rPr>
+              <m:t>R</m:t>
+            </m:r>
+          </m:e>
+          <m:sup>
+            <m:r>
+              <m:t>p</m:t>
+            </m:r>
+          </m:sup>
+        </m:sSup>
+      </m:oMath>
+      <w:ins w:id="154" w:author="PR Preview" w:date="2026-01-01T00:00:00Z">
+        <w:r>
+          <w:t xml:space="preserve">.</w:t>
+        </w:r>
+      </w:ins>
+      <w:ins w:id="155" w:author="PR Preview" w:date="2026-01-01T00:00:00Z">
+        <w:r>
+          <w:t xml:space="preserve"> </w:t>
+        </w:r>
+      </w:ins>
+      <w:ins w:id="156" w:author="PR Preview" w:date="2026-01-01T00:00:00Z">
+        <w:r>
+          <w:t xml:space="preserve">For the reverse inclusion, take any</w:t>
+        </w:r>
+      </w:ins>
+      <w:ins w:id="157" w:author="PR Preview" w:date="2026-01-01T00:00:00Z">
+        <w:r>
+          <w:t xml:space="preserve"> </w:t>
+        </w:r>
+      </w:ins>
+      <w:ins w:id="158" w:author="PR Preview" w:date="2026-01-01T00:00:00Z">
+        <w:r>
+          <w:t xml:space="preserve">$\mathord{\smash[b]{\underset{\raise.3ex\hbox{$\scriptstyle\sim$}}{x}}\vphantom{x}}_0 \in \mathcal{H}$</w:t>
+        </w:r>
+      </w:ins>
+      <w:ins w:id="159" w:author="PR Preview" w:date="2026-01-01T00:00:00Z">
+        <w:r>
+          <w:t xml:space="preserve">.</w:t>
+        </w:r>
+      </w:ins>
+      <w:ins w:id="160" w:author="PR Preview" w:date="2026-01-01T00:00:00Z">
+        <w:r>
+          <w:t xml:space="preserve"> </w:t>
+        </w:r>
+      </w:ins>
+      <w:ins w:id="161" w:author="PR Preview" w:date="2026-01-01T00:00:00Z">
+        <w:r>
+          <w:t xml:space="preserve">Take any</w:t>
+        </w:r>
+      </w:ins>
+      <w:ins w:id="162" w:author="PR Preview" w:date="2026-01-01T00:00:00Z">
+        <w:r>
+          <w:t xml:space="preserve"> </w:t>
+        </w:r>
+      </w:ins>
+      <w:ins w:id="163" w:author="PR Preview" w:date="2026-01-01T00:00:00Z">
+        <w:r>
+          <w:t xml:space="preserve">$\mathord{\smash[b]{\underset{\raise.3ex\hbox{$\scriptstyle\sim$}}{v}}\vphantom{v}} \in \mathbb{R}^p$</w:t>
+        </w:r>
+      </w:ins>
+      <w:ins w:id="164" w:author="PR Preview" w:date="2026-01-01T00:00:00Z">
+        <w:r>
+          <w:t xml:space="preserve">.</w:t>
+        </w:r>
+      </w:ins>
+      <w:ins w:id="165" w:author="PR Preview" w:date="2026-01-01T00:00:00Z">
+        <w:r>
+          <w:t xml:space="preserve"> </w:t>
+        </w:r>
+      </w:ins>
+      <w:ins w:id="166" w:author="PR Preview" w:date="2026-01-01T00:00:00Z">
+        <w:r>
+          <w:t xml:space="preserve">For a number</w:t>
+        </w:r>
+      </w:ins>
+      <w:ins w:id="167" w:author="PR Preview" w:date="2026-01-01T00:00:00Z">
+        <w:r>
+          <w:t xml:space="preserve"> </w:t>
+        </w:r>
+      </w:ins>
+      <m:oMath>
+        <m:r>
+          <m:t>t</m:t>
+        </m:r>
+        <m:r>
+          <m:rPr>
+            <m:sty m:val="p"/>
+          </m:rPr>
+          <m:t>&gt;</m:t>
+        </m:r>
+        <m:r>
+          <m:t>0</m:t>
+        </m:r>
+      </m:oMath>
+      <w:ins w:id="168" w:author="PR Preview" w:date="2026-01-01T00:00:00Z">
+        <w:r>
+          <w:t xml:space="preserve"> </w:t>
+        </w:r>
+      </w:ins>
+      <w:ins w:id="169" w:author="PR Preview" w:date="2026-01-01T00:00:00Z">
+        <w:r>
+          <w:t xml:space="preserve">to be chosen, let</w:t>
+        </w:r>
+      </w:ins>
+      <w:ins w:id="170" w:author="PR Preview" w:date="2026-01-01T00:00:00Z">
+        <w:r>
+          <w:t xml:space="preserve"> </w:t>
+        </w:r>
+      </w:ins>
+      <w:ins w:id="171" w:author="PR Preview" w:date="2026-01-01T00:00:00Z">
+        <w:r>
+          <w:t xml:space="preserve">$\mathord{\smash[b]{\underset{\raise.3ex\hbox{$\scriptstyle\sim$}}{x}}\vphantom{x}}_t \stackrel{\text{def}}{=}\mathord{\smash[b]{\underset{\raise.3ex\hbox{$\scriptstyle\sim$}}{x}}\vphantom{x}}_0 + t\,\mathord{\smash[b]{\underset{\raise.3ex\hbox{$\scriptstyle\sim$}}{w}}\vphantom{w}}$</w:t>
+        </w:r>
+      </w:ins>
+      <w:ins w:id="172" w:author="PR Preview" w:date="2026-01-01T00:00:00Z">
+        <w:r>
+          <w:t xml:space="preserve">.</w:t>
+        </w:r>
+      </w:ins>
+      <w:ins w:id="173" w:author="PR Preview" w:date="2026-01-01T00:00:00Z">
+        <w:r>
+          <w:t xml:space="preserve"> </w:t>
+        </w:r>
+      </w:ins>
+      <w:ins w:id="174" w:author="PR Preview" w:date="2026-01-01T00:00:00Z">
+        <w:r>
+          <w:t xml:space="preserve">Then</w:t>
+        </w:r>
+      </w:ins>
     </w:p>
     <w:p>
       <w:pPr>
